--- a/write-up/Chap3_Research_Methodology.docx
+++ b/write-up/Chap3_Research_Methodology.docx
@@ -802,10 +802,10 @@
         </w:rPr>
         <w:lastRenderedPageBreak/>
         <w:drawing>
-          <wp:inline distT="0" distB="0" distL="0" distR="0" wp14:anchorId="1B836BBE" wp14:editId="7AAFD44C">
-            <wp:extent cx="5943600" cy="5943600"/>
+          <wp:inline distT="0" distB="0" distL="0" distR="0" wp14:anchorId="78BB7676" wp14:editId="03B6DD97">
+            <wp:extent cx="5947410" cy="5947410"/>
             <wp:effectExtent l="0" t="0" r="0" b="0"/>
-            <wp:docPr id="3" name="Picture 3"/>
+            <wp:docPr id="1" name="Picture 1"/>
             <wp:cNvGraphicFramePr>
               <a:graphicFrameLocks xmlns:a="http://schemas.openxmlformats.org/drawingml/2006/main" noChangeAspect="1"/>
             </wp:cNvGraphicFramePr>
@@ -813,7 +813,7 @@
               <a:graphicData uri="http://schemas.openxmlformats.org/drawingml/2006/picture">
                 <pic:pic xmlns:pic="http://schemas.openxmlformats.org/drawingml/2006/picture">
                   <pic:nvPicPr>
-                    <pic:cNvPr id="0" name="Picture 2"/>
+                    <pic:cNvPr id="0" name="Picture 1"/>
                     <pic:cNvPicPr>
                       <a:picLocks noChangeAspect="1" noChangeArrowheads="1"/>
                     </pic:cNvPicPr>
@@ -834,7 +834,7 @@
                   <pic:spPr bwMode="auto">
                     <a:xfrm>
                       <a:off x="0" y="0"/>
-                      <a:ext cx="5943600" cy="5943600"/>
+                      <a:ext cx="5947410" cy="5947410"/>
                     </a:xfrm>
                     <a:prstGeom prst="rect">
                       <a:avLst/>
@@ -1751,15 +1751,7 @@
           <w:sz w:val="22"/>
           <w:szCs w:val="22"/>
         </w:rPr>
-        <w:t xml:space="preserve">: </w:t>
-      </w:r>
-      <w:r>
-        <w:rPr>
-          <w:color w:val="000000" w:themeColor="text1"/>
-          <w:sz w:val="22"/>
-          <w:szCs w:val="22"/>
-        </w:rPr>
-        <w:t>Dataset Preparation Summary</w:t>
+        <w:t>: Dataset Preparation Summary</w:t>
       </w:r>
     </w:p>
     <w:p>
@@ -4535,6 +4527,7 @@
   <w:style w:type="character" w:default="1" w:styleId="DefaultParagraphFont">
     <w:name w:val="Default Paragraph Font"/>
     <w:uiPriority w:val="1"/>
+    <w:semiHidden/>
     <w:unhideWhenUsed/>
   </w:style>
   <w:style w:type="table" w:default="1" w:styleId="TableNormal">
